--- a/docs/hq-base-framework/deliverables/南网总部基地建设框架方案_2026-08-30_修订版.docx
+++ b/docs/hq-base-framework/deliverables/南网总部基地建设框架方案_2026-08-30_修订版.docx
@@ -2707,7 +2707,7 @@
           <w:rFonts w:ascii="宋体" w:hAnsi="宋体" w:eastAsia="宋体"/>
           <w:sz w:val="22"/>
         </w:rPr>
-        <w:t>不抢帽子、不编数字。不使用“全国首个”等表述；口述与宣称数据只作待核量级参照；不写投资额和未签约合作。</w:t>
+        <w:t>不抢帽子、不编数字。不使用“未经核实的首创性”等表述；口述与宣称数据只作待核量级参照；不写投资额和未签约合作。</w:t>
       </w:r>
     </w:p>
     <w:p>
